--- a/chapters/19-time-varying-treatments.docx
+++ b/chapters/19-time-varying-treatments.docx
@@ -239,10 +239,12 @@
       <m:oMath>
         <m:r>
           <m:rPr>
-            <m:nor/>
             <m:sty m:val="p"/>
           </m:rPr>
           <m:t>E</m:t>
+        </m:r>
+        <m:r>
+          <m:t>​</m:t>
         </m:r>
         <m:d>
           <m:dPr>
@@ -276,6 +278,9 @@
           </m:e>
         </m:d>
         <m:r>
+          <m:t>​</m:t>
+        </m:r>
+        <m:r>
           <m:rPr>
             <m:sty m:val="p"/>
           </m:rPr>
@@ -283,10 +288,12 @@
         </m:r>
         <m:r>
           <m:rPr>
-            <m:nor/>
             <m:sty m:val="p"/>
           </m:rPr>
           <m:t>E</m:t>
+        </m:r>
+        <m:r>
+          <m:t>​</m:t>
         </m:r>
         <m:d>
           <m:dPr>
@@ -319,6 +326,9 @@
             </m:sSup>
           </m:e>
         </m:d>
+        <m:r>
+          <m:t>​</m:t>
+        </m:r>
       </m:oMath>
       <w:r>
         <w:t xml:space="preserve">.</w:t>
@@ -1561,10 +1571,12 @@
               <m:oMath>
                 <m:r>
                   <m:rPr>
-                    <m:nor/>
                     <m:sty m:val="p"/>
                   </m:rPr>
                   <m:t>E</m:t>
+                </m:r>
+                <m:r>
+                  <m:t>​</m:t>
                 </m:r>
                 <m:d>
                   <m:dPr>
@@ -1607,6 +1619,9 @@
                   </m:e>
                 </m:d>
                 <m:r>
+                  <m:t>​</m:t>
+                </m:r>
+                <m:r>
                   <m:rPr>
                     <m:sty m:val="p"/>
                   </m:rPr>
@@ -1614,10 +1629,12 @@
                 </m:r>
                 <m:r>
                   <m:rPr>
-                    <m:nor/>
                     <m:sty m:val="p"/>
                   </m:rPr>
                   <m:t>E</m:t>
+                </m:r>
+                <m:r>
+                  <m:t>​</m:t>
                 </m:r>
                 <m:d>
                   <m:dPr>
@@ -1660,6 +1677,9 @@
                   </m:e>
                 </m:d>
                 <m:r>
+                  <m:t>​</m:t>
+                </m:r>
+                <m:r>
                   <m:rPr>
                     <m:sty m:val="p"/>
                   </m:rPr>
@@ -2120,10 +2140,12 @@
               <m:oMath>
                 <m:r>
                   <m:rPr>
-                    <m:nor/>
                     <m:sty m:val="p"/>
                   </m:rPr>
                   <m:t>E</m:t>
+                </m:r>
+                <m:r>
+                  <m:t>​</m:t>
                 </m:r>
                 <m:d>
                   <m:dPr>
@@ -2171,6 +2193,9 @@
                   </m:e>
                 </m:d>
                 <m:r>
+                  <m:t>​</m:t>
+                </m:r>
+                <m:r>
                   <m:rPr>
                     <m:sty m:val="p"/>
                   </m:rPr>
@@ -2178,10 +2203,12 @@
                 </m:r>
                 <m:r>
                   <m:rPr>
-                    <m:nor/>
                     <m:sty m:val="p"/>
                   </m:rPr>
                   <m:t>E</m:t>
+                </m:r>
+                <m:r>
+                  <m:t>​</m:t>
                 </m:r>
                 <m:d>
                   <m:dPr>
@@ -2229,6 +2256,9 @@
                   </m:e>
                 </m:d>
                 <m:r>
+                  <m:t>​</m:t>
+                </m:r>
+                <m:r>
                   <m:rPr>
                     <m:sty m:val="p"/>
                   </m:rPr>
@@ -2328,10 +2358,12 @@
             <m:oMath>
               <m:r>
                 <m:rPr>
-                  <m:nor/>
                   <m:sty m:val="p"/>
                 </m:rPr>
                 <m:t>E</m:t>
+              </m:r>
+              <m:r>
+                <m:t>​</m:t>
               </m:r>
               <m:d>
                 <m:dPr>
@@ -2363,6 +2395,9 @@
                 </m:e>
               </m:d>
               <m:r>
+                <m:t>​</m:t>
+              </m:r>
+              <m:r>
                 <m:rPr>
                   <m:sty m:val="p"/>
                 </m:rPr>
@@ -2370,10 +2405,12 @@
               </m:r>
               <m:r>
                 <m:rPr>
-                  <m:nor/>
                   <m:sty m:val="p"/>
                 </m:rPr>
                 <m:t>E</m:t>
+              </m:r>
+              <m:r>
+                <m:t>​</m:t>
               </m:r>
               <m:d>
                 <m:dPr>
@@ -2416,6 +2453,9 @@
                   </m:sSup>
                 </m:e>
               </m:d>
+              <m:r>
+                <m:t>​</m:t>
+              </m:r>
             </m:oMath>
             <w:r>
               <w:t xml:space="preserve"> </w:t>
@@ -4900,10 +4940,12 @@
             <m:oMath>
               <m:r>
                 <m:rPr>
-                  <m:nor/>
                   <m:sty m:val="p"/>
                 </m:rPr>
                 <m:t>E</m:t>
+              </m:r>
+              <m:r>
+                <m:t>​</m:t>
               </m:r>
               <m:d>
                 <m:dPr>
@@ -4927,6 +4969,9 @@
                   </m:sSup>
                 </m:e>
               </m:d>
+              <m:r>
+                <m:t>​</m:t>
+              </m:r>
             </m:oMath>
             <w:r>
               <w:t xml:space="preserve"> </w:t>
@@ -5103,10 +5148,12 @@
             <m:oMath>
               <m:r>
                 <m:rPr>
-                  <m:nor/>
                   <m:sty m:val="p"/>
                 </m:rPr>
                 <m:t>E</m:t>
+              </m:r>
+              <m:r>
+                <m:t>​</m:t>
               </m:r>
               <m:d>
                 <m:dPr>
@@ -5138,6 +5185,9 @@
                 </m:e>
               </m:d>
               <m:r>
+                <m:t>​</m:t>
+              </m:r>
+              <m:r>
                 <m:rPr>
                   <m:sty m:val="p"/>
                 </m:rPr>
@@ -5145,10 +5195,12 @@
               </m:r>
               <m:r>
                 <m:rPr>
-                  <m:nor/>
                   <m:sty m:val="p"/>
                 </m:rPr>
                 <m:t>E</m:t>
+              </m:r>
+              <m:r>
+                <m:t>​</m:t>
               </m:r>
               <m:d>
                 <m:dPr>
@@ -5191,6 +5243,9 @@
                   </m:sSup>
                 </m:e>
               </m:d>
+              <m:r>
+                <m:t>​</m:t>
+              </m:r>
             </m:oMath>
             <w:r>
               <w:t xml:space="preserve">:</w:t>
@@ -5228,10 +5283,12 @@
             <m:oMath>
               <m:r>
                 <m:rPr>
-                  <m:nor/>
                   <m:sty m:val="p"/>
                 </m:rPr>
                 <m:t>E</m:t>
+              </m:r>
+              <m:r>
+                <m:t>​</m:t>
               </m:r>
               <m:d>
                 <m:dPr>
@@ -5263,6 +5320,9 @@
                 </m:e>
               </m:d>
               <m:r>
+                <m:t>​</m:t>
+              </m:r>
+              <m:r>
                 <m:rPr>
                   <m:sty m:val="p"/>
                 </m:rPr>
@@ -5270,10 +5330,12 @@
               </m:r>
               <m:r>
                 <m:rPr>
-                  <m:nor/>
                   <m:sty m:val="p"/>
                 </m:rPr>
                 <m:t>E</m:t>
+              </m:r>
+              <m:r>
+                <m:t>​</m:t>
               </m:r>
               <m:d>
                 <m:dPr>
@@ -5297,6 +5359,9 @@
                   </m:sSup>
                 </m:e>
               </m:d>
+              <m:r>
+                <m:t>​</m:t>
+              </m:r>
             </m:oMath>
             <w:r>
               <w:t xml:space="preserve">:</w:t>
@@ -5831,6 +5896,9 @@
                   </m:r>
                 </m:sub>
               </m:sSub>
+              <m:r>
+                <m:t>​</m:t>
+              </m:r>
               <m:d>
                 <m:dPr>
                   <m:begChr m:val="("/>
@@ -5935,6 +6003,9 @@
                   </m:sSub>
                 </m:e>
               </m:d>
+              <m:r>
+                <m:t>​</m:t>
+              </m:r>
             </m:oMath>
             <w:r>
               <w:t xml:space="preserve">.</w:t>
@@ -7548,10 +7619,12 @@
             <m:oMath>
               <m:r>
                 <m:rPr>
-                  <m:nor/>
                   <m:sty m:val="p"/>
                 </m:rPr>
                 <m:t>E</m:t>
+              </m:r>
+              <m:r>
+                <m:t>​</m:t>
               </m:r>
               <m:d>
                 <m:dPr>
@@ -7583,6 +7656,9 @@
                 </m:e>
               </m:d>
               <m:r>
+                <m:t>​</m:t>
+              </m:r>
+              <m:r>
                 <m:rPr>
                   <m:sty m:val="p"/>
                 </m:rPr>
@@ -7590,10 +7666,12 @@
               </m:r>
               <m:r>
                 <m:rPr>
-                  <m:nor/>
                   <m:sty m:val="p"/>
                 </m:rPr>
                 <m:t>E</m:t>
+              </m:r>
+              <m:r>
+                <m:t>​</m:t>
               </m:r>
               <m:d>
                 <m:dPr>
@@ -7640,6 +7718,9 @@
                   </m:acc>
                 </m:e>
               </m:d>
+              <m:r>
+                <m:t>​</m:t>
+              </m:r>
             </m:oMath>
             <w:r>
               <w:t xml:space="preserve"> </w:t>
@@ -7706,10 +7787,12 @@
             <m:oMath>
               <m:r>
                 <m:rPr>
-                  <m:nor/>
                   <m:sty m:val="p"/>
                 </m:rPr>
                 <m:t>E</m:t>
+              </m:r>
+              <m:r>
+                <m:t>​</m:t>
               </m:r>
               <m:d>
                 <m:dPr>
@@ -7733,6 +7816,9 @@
                   </m:sSup>
                 </m:e>
               </m:d>
+              <m:r>
+                <m:t>​</m:t>
+              </m:r>
             </m:oMath>
             <w:r>
               <w:t xml:space="preserve"> </w:t>
@@ -7846,10 +7932,12 @@
             <m:oMath>
               <m:r>
                 <m:rPr>
-                  <m:nor/>
                   <m:sty m:val="p"/>
                 </m:rPr>
                 <m:t>E</m:t>
+              </m:r>
+              <m:r>
+                <m:t>​</m:t>
               </m:r>
               <m:d>
                 <m:dPr>
@@ -7873,6 +7961,9 @@
                   </m:sSup>
                 </m:e>
               </m:d>
+              <m:r>
+                <m:t>​</m:t>
+              </m:r>
             </m:oMath>
             <w:r>
               <w:t xml:space="preserve"> </w:t>
@@ -10603,10 +10694,12 @@
             <m:oMath>
               <m:r>
                 <m:rPr>
-                  <m:nor/>
                   <m:sty m:val="p"/>
                 </m:rPr>
                 <m:t>E</m:t>
+              </m:r>
+              <m:r>
+                <m:t>​</m:t>
               </m:r>
               <m:d>
                 <m:dPr>
@@ -10630,6 +10723,9 @@
                   </m:sSup>
                 </m:e>
               </m:d>
+              <m:r>
+                <m:t>​</m:t>
+              </m:r>
             </m:oMath>
             <w:r>
               <w:t xml:space="preserve"> </w:t>
@@ -10783,10 +10879,12 @@
             <m:oMath>
               <m:r>
                 <m:rPr>
-                  <m:nor/>
                   <m:sty m:val="p"/>
                 </m:rPr>
                 <m:t>E</m:t>
+              </m:r>
+              <m:r>
+                <m:t>​</m:t>
               </m:r>
               <m:d>
                 <m:dPr>
@@ -10810,6 +10908,9 @@
                   </m:sSup>
                 </m:e>
               </m:d>
+              <m:r>
+                <m:t>​</m:t>
+              </m:r>
             </m:oMath>
             <w:r>
               <w:t xml:space="preserve"> </w:t>
@@ -10860,10 +10961,12 @@
             <m:oMath>
               <m:r>
                 <m:rPr>
-                  <m:nor/>
                   <m:sty m:val="p"/>
                 </m:rPr>
                 <m:t>E</m:t>
+              </m:r>
+              <m:r>
+                <m:t>​</m:t>
               </m:r>
               <m:d>
                 <m:dPr>
@@ -10887,6 +10990,9 @@
                   </m:sSup>
                 </m:e>
               </m:d>
+              <m:r>
+                <m:t>​</m:t>
+              </m:r>
             </m:oMath>
             <w:r>
               <w:t xml:space="preserve"> </w:t>
@@ -11764,10 +11870,12 @@
             <m:oMath>
               <m:r>
                 <m:rPr>
-                  <m:nor/>
                   <m:sty m:val="p"/>
                 </m:rPr>
                 <m:t>E</m:t>
+              </m:r>
+              <m:r>
+                <m:t>​</m:t>
               </m:r>
               <m:d>
                 <m:dPr>
@@ -11777,6 +11885,9 @@
                   <m:grow/>
                 </m:dPr>
                 <m:e>
+                  <m:r>
+                    <m:t>​</m:t>
+                  </m:r>
                   <m:d>
                     <m:dPr>
                       <m:begChr m:val="|"/>
@@ -11806,9 +11917,15 @@
                       </m:sSup>
                     </m:e>
                   </m:d>
+                  <m:r>
+                    <m:t>​</m:t>
+                  </m:r>
                 </m:e>
               </m:d>
               <m:r>
+                <m:t>​</m:t>
+              </m:r>
+              <m:r>
                 <m:rPr>
                   <m:sty m:val="p"/>
                 </m:rPr>
@@ -11836,10 +11953,12 @@
             <m:oMath>
               <m:r>
                 <m:rPr>
-                  <m:nor/>
                   <m:sty m:val="p"/>
                 </m:rPr>
                 <m:t>E</m:t>
+              </m:r>
+              <m:r>
+                <m:t>​</m:t>
               </m:r>
               <m:d>
                 <m:dPr>
@@ -11871,6 +11990,9 @@
                 </m:e>
               </m:d>
               <m:r>
+                <m:t>​</m:t>
+              </m:r>
+              <m:r>
                 <m:rPr>
                   <m:sty m:val="p"/>
                 </m:rPr>
@@ -11878,10 +12000,12 @@
               </m:r>
               <m:r>
                 <m:rPr>
-                  <m:nor/>
                   <m:sty m:val="p"/>
                 </m:rPr>
                 <m:t>E</m:t>
+              </m:r>
+              <m:r>
+                <m:t>​</m:t>
               </m:r>
               <m:d>
                 <m:dPr>
@@ -11928,6 +12052,9 @@
                   </m:acc>
                 </m:e>
               </m:d>
+              <m:r>
+                <m:t>​</m:t>
+              </m:r>
             </m:oMath>
             <w:r>
               <w:t xml:space="preserve">.</w:t>
@@ -12697,10 +12824,12 @@
             <m:oMath>
               <m:r>
                 <m:rPr>
-                  <m:nor/>
                   <m:sty m:val="p"/>
                 </m:rPr>
                 <m:t>E</m:t>
+              </m:r>
+              <m:r>
+                <m:t>​</m:t>
               </m:r>
               <m:d>
                 <m:dPr>
@@ -12731,6 +12860,9 @@
                   </m:sSup>
                 </m:e>
               </m:d>
+              <m:r>
+                <m:t>​</m:t>
+              </m:r>
             </m:oMath>
             <w:r>
               <w:t xml:space="preserve"> </w:t>
@@ -12864,10 +12996,12 @@
             <m:oMath>
               <m:r>
                 <m:rPr>
-                  <m:nor/>
                   <m:sty m:val="p"/>
                 </m:rPr>
                 <m:t>E</m:t>
+              </m:r>
+              <m:r>
+                <m:t>​</m:t>
               </m:r>
               <m:d>
                 <m:dPr>
@@ -12891,6 +13025,9 @@
                   </m:sSup>
                 </m:e>
               </m:d>
+              <m:r>
+                <m:t>​</m:t>
+              </m:r>
             </m:oMath>
             <w:r>
               <w:t xml:space="preserve"> </w:t>
@@ -13079,10 +13216,12 @@
             <m:oMath>
               <m:r>
                 <m:rPr>
-                  <m:nor/>
                   <m:sty m:val="p"/>
                 </m:rPr>
                 <m:t>E</m:t>
+              </m:r>
+              <m:r>
+                <m:t>​</m:t>
               </m:r>
               <m:d>
                 <m:dPr>
@@ -13106,6 +13245,9 @@
                   </m:sSup>
                 </m:e>
               </m:d>
+              <m:r>
+                <m:t>​</m:t>
+              </m:r>
             </m:oMath>
             <w:r>
               <w:t xml:space="preserve"> </w:t>
@@ -19706,10 +19848,12 @@
             <m:oMath>
               <m:r>
                 <m:rPr>
-                  <m:nor/>
                   <m:sty m:val="p"/>
                 </m:rPr>
                 <m:t>E</m:t>
+              </m:r>
+              <m:r>
+                <m:t>​</m:t>
               </m:r>
               <m:d>
                 <m:dPr>
@@ -19740,6 +19884,9 @@
                   </m:sSup>
                 </m:e>
               </m:d>
+              <m:r>
+                <m:t>​</m:t>
+              </m:r>
             </m:oMath>
             <w:r>
               <w:t xml:space="preserve"> </w:t>
@@ -20332,6 +20479,9 @@
                 <m:jc m:val="center"/>
               </m:oMathParaPr>
               <m:oMath>
+                <m:r>
+                  <m:t>​</m:t>
+                </m:r>
                 <m:d>
                   <m:dPr>
                     <m:begChr m:val="("/>
@@ -20407,6 +20557,9 @@
                     </m:sSubSup>
                   </m:e>
                 </m:d>
+                <m:r>
+                  <m:t>​</m:t>
+                </m:r>
                 <m:r>
                   <m:rPr>
                     <m:sty m:val="p"/>
@@ -20804,6 +20957,9 @@
                 <m:jc m:val="center"/>
               </m:oMathParaPr>
               <m:oMath>
+                <m:r>
+                  <m:t>​</m:t>
+                </m:r>
                 <m:d>
                   <m:dPr>
                     <m:begChr m:val="("/>
@@ -20879,6 +21035,9 @@
                     </m:sSubSup>
                   </m:e>
                 </m:d>
+                <m:r>
+                  <m:t>​</m:t>
+                </m:r>
                 <m:r>
                   <m:rPr>
                     <m:sty m:val="p"/>
@@ -21094,6 +21253,9 @@
                 <m:jc m:val="center"/>
               </m:oMathParaPr>
               <m:oMath>
+                <m:r>
+                  <m:t>​</m:t>
+                </m:r>
                 <m:d>
                   <m:dPr>
                     <m:begChr m:val="("/>
@@ -21155,6 +21317,9 @@
                     </m:sSubSup>
                   </m:e>
                 </m:d>
+                <m:r>
+                  <m:t>​</m:t>
+                </m:r>
                 <m:r>
                   <m:rPr>
                     <m:sty m:val="p"/>
@@ -21645,6 +21810,9 @@
               </w:numPr>
             </w:pPr>
             <m:oMath>
+              <m:r>
+                <m:t>​</m:t>
+              </m:r>
               <m:d>
                 <m:dPr>
                   <m:begChr m:val="{"/>
@@ -21653,6 +21821,9 @@
                   <m:grow/>
                 </m:dPr>
                 <m:e>
+                  <m:r>
+                    <m:t>​</m:t>
+                  </m:r>
                   <m:d>
                     <m:dPr>
                       <m:begChr m:val="("/>
@@ -21729,6 +21900,9 @@
                     </m:e>
                   </m:d>
                   <m:r>
+                    <m:t>​</m:t>
+                  </m:r>
+                  <m:r>
                     <m:rPr>
                       <m:sty m:val="p"/>
                     </m:rPr>
@@ -21754,6 +21928,9 @@
                 </m:e>
               </m:d>
               <m:r>
+                <m:t>​</m:t>
+              </m:r>
+              <m:r>
                 <m:rPr>
                   <m:sty m:val="p"/>
                 </m:rPr>
@@ -21872,6 +22049,9 @@
               <w:t xml:space="preserve"> </w:t>
             </w:r>
             <m:oMath>
+              <m:r>
+                <m:t>​</m:t>
+              </m:r>
               <m:d>
                 <m:dPr>
                   <m:begChr m:val="("/>
@@ -21941,6 +22121,9 @@
                   </m:sSup>
                 </m:e>
               </m:d>
+              <m:r>
+                <m:t>​</m:t>
+              </m:r>
               <m:r>
                 <m:rPr>
                   <m:sty m:val="p"/>
@@ -24134,10 +24317,12 @@
             <m:oMath>
               <m:r>
                 <m:rPr>
-                  <m:nor/>
                   <m:sty m:val="p"/>
                 </m:rPr>
                 <m:t>E</m:t>
+              </m:r>
+              <m:r>
+                <m:t>​</m:t>
               </m:r>
               <m:d>
                 <m:dPr>
@@ -24161,6 +24346,9 @@
                   </m:sSup>
                 </m:e>
               </m:d>
+              <m:r>
+                <m:t>​</m:t>
+              </m:r>
             </m:oMath>
             <w:r>
               <w:t xml:space="preserve"> </w:t>
@@ -28660,10 +28848,12 @@
             <m:oMath>
               <m:r>
                 <m:rPr>
-                  <m:nor/>
                   <m:sty m:val="p"/>
                 </m:rPr>
                 <m:t>E</m:t>
+              </m:r>
+              <m:r>
+                <m:t>​</m:t>
               </m:r>
               <m:d>
                 <m:dPr>
@@ -28694,6 +28884,9 @@
                   </m:sSup>
                 </m:e>
               </m:d>
+              <m:r>
+                <m:t>​</m:t>
+              </m:r>
             </m:oMath>
             <w:r>
               <w:t xml:space="preserve"> </w:t>
@@ -28707,10 +28900,12 @@
             <m:oMath>
               <m:r>
                 <m:rPr>
-                  <m:nor/>
                   <m:sty m:val="p"/>
                 </m:rPr>
                 <m:t>E</m:t>
+              </m:r>
+              <m:r>
+                <m:t>​</m:t>
               </m:r>
               <m:d>
                 <m:dPr>
@@ -28742,6 +28937,9 @@
                 </m:e>
               </m:d>
               <m:r>
+                <m:t>​</m:t>
+              </m:r>
+              <m:r>
                 <m:rPr>
                   <m:sty m:val="p"/>
                 </m:rPr>
@@ -28749,10 +28947,12 @@
               </m:r>
               <m:r>
                 <m:rPr>
-                  <m:nor/>
                   <m:sty m:val="p"/>
                 </m:rPr>
                 <m:t>E</m:t>
+              </m:r>
+              <m:r>
+                <m:t>​</m:t>
               </m:r>
               <m:d>
                 <m:dPr>
@@ -28799,6 +28999,9 @@
                   </m:acc>
                 </m:e>
               </m:d>
+              <m:r>
+                <m:t>​</m:t>
+              </m:r>
             </m:oMath>
             <w:r>
               <w:t xml:space="preserve">.</w:t>
@@ -28837,10 +29040,12 @@
             <m:oMath>
               <m:r>
                 <m:rPr>
-                  <m:nor/>
                   <m:sty m:val="p"/>
                 </m:rPr>
                 <m:t>E</m:t>
+              </m:r>
+              <m:r>
+                <m:t>​</m:t>
               </m:r>
               <m:d>
                 <m:dPr>
@@ -28890,6 +29095,9 @@
                 </m:e>
               </m:d>
               <m:r>
+                <m:t>​</m:t>
+              </m:r>
+              <m:r>
                 <m:rPr>
                   <m:sty m:val="p"/>
                 </m:rPr>
@@ -28897,10 +29105,12 @@
               </m:r>
               <m:r>
                 <m:rPr>
-                  <m:nor/>
                   <m:sty m:val="p"/>
                 </m:rPr>
                 <m:t>E</m:t>
+              </m:r>
+              <m:r>
+                <m:t>​</m:t>
               </m:r>
               <m:d>
                 <m:dPr>
@@ -28965,6 +29175,9 @@
                   </m:sSub>
                 </m:e>
               </m:d>
+              <m:r>
+                <m:t>​</m:t>
+              </m:r>
             </m:oMath>
             <w:r>
               <w:t xml:space="preserve">,</w:t>
@@ -29059,10 +29272,12 @@
             <m:oMath>
               <m:r>
                 <m:rPr>
-                  <m:nor/>
                   <m:sty m:val="p"/>
                 </m:rPr>
                 <m:t>E</m:t>
+              </m:r>
+              <m:r>
+                <m:t>​</m:t>
               </m:r>
               <m:d>
                 <m:dPr>
@@ -29112,6 +29327,9 @@
                 </m:e>
               </m:d>
               <m:r>
+                <m:t>​</m:t>
+              </m:r>
+              <m:r>
                 <m:rPr>
                   <m:sty m:val="p"/>
                 </m:rPr>
@@ -29119,10 +29337,12 @@
               </m:r>
               <m:r>
                 <m:rPr>
-                  <m:nor/>
                   <m:sty m:val="p"/>
                 </m:rPr>
                 <m:t>E</m:t>
+              </m:r>
+              <m:r>
+                <m:t>​</m:t>
               </m:r>
               <m:d>
                 <m:dPr>
@@ -29187,6 +29407,9 @@
                   </m:sSub>
                 </m:e>
               </m:d>
+              <m:r>
+                <m:t>​</m:t>
+              </m:r>
             </m:oMath>
             <w:r>
               <w:t xml:space="preserve">,</w:t>
@@ -29728,10 +29951,12 @@
       <m:oMath>
         <m:r>
           <m:rPr>
-            <m:nor/>
             <m:sty m:val="p"/>
           </m:rPr>
           <m:t>E</m:t>
+        </m:r>
+        <m:r>
+          <m:t>​</m:t>
         </m:r>
         <m:d>
           <m:dPr>
@@ -29755,6 +29980,9 @@
             </m:sSup>
           </m:e>
         </m:d>
+        <m:r>
+          <m:t>​</m:t>
+        </m:r>
       </m:oMath>
       <w:r>
         <w:t xml:space="preserve"> </w:t>

--- a/chapters/19-time-varying-treatments.docx
+++ b/chapters/19-time-varying-treatments.docx
@@ -239,6 +239,7 @@
       <m:oMath>
         <m:r>
           <m:rPr>
+            <m:scr m:val="double-struck"/>
             <m:sty m:val="p"/>
           </m:rPr>
           <m:t>E</m:t>
@@ -288,6 +289,7 @@
         </m:r>
         <m:r>
           <m:rPr>
+            <m:scr m:val="double-struck"/>
             <m:sty m:val="p"/>
           </m:rPr>
           <m:t>E</m:t>
@@ -1571,6 +1573,7 @@
               <m:oMath>
                 <m:r>
                   <m:rPr>
+                    <m:scr m:val="double-struck"/>
                     <m:sty m:val="p"/>
                   </m:rPr>
                   <m:t>E</m:t>
@@ -1629,6 +1632,7 @@
                 </m:r>
                 <m:r>
                   <m:rPr>
+                    <m:scr m:val="double-struck"/>
                     <m:sty m:val="p"/>
                   </m:rPr>
                   <m:t>E</m:t>
@@ -2140,6 +2144,7 @@
               <m:oMath>
                 <m:r>
                   <m:rPr>
+                    <m:scr m:val="double-struck"/>
                     <m:sty m:val="p"/>
                   </m:rPr>
                   <m:t>E</m:t>
@@ -2203,6 +2208,7 @@
                 </m:r>
                 <m:r>
                   <m:rPr>
+                    <m:scr m:val="double-struck"/>
                     <m:sty m:val="p"/>
                   </m:rPr>
                   <m:t>E</m:t>
@@ -2358,6 +2364,7 @@
             <m:oMath>
               <m:r>
                 <m:rPr>
+                  <m:scr m:val="double-struck"/>
                   <m:sty m:val="p"/>
                 </m:rPr>
                 <m:t>E</m:t>
@@ -2405,6 +2412,7 @@
               </m:r>
               <m:r>
                 <m:rPr>
+                  <m:scr m:val="double-struck"/>
                   <m:sty m:val="p"/>
                 </m:rPr>
                 <m:t>E</m:t>
@@ -4940,6 +4948,7 @@
             <m:oMath>
               <m:r>
                 <m:rPr>
+                  <m:scr m:val="double-struck"/>
                   <m:sty m:val="p"/>
                 </m:rPr>
                 <m:t>E</m:t>
@@ -5148,6 +5157,7 @@
             <m:oMath>
               <m:r>
                 <m:rPr>
+                  <m:scr m:val="double-struck"/>
                   <m:sty m:val="p"/>
                 </m:rPr>
                 <m:t>E</m:t>
@@ -5195,6 +5205,7 @@
               </m:r>
               <m:r>
                 <m:rPr>
+                  <m:scr m:val="double-struck"/>
                   <m:sty m:val="p"/>
                 </m:rPr>
                 <m:t>E</m:t>
@@ -5283,6 +5294,7 @@
             <m:oMath>
               <m:r>
                 <m:rPr>
+                  <m:scr m:val="double-struck"/>
                   <m:sty m:val="p"/>
                 </m:rPr>
                 <m:t>E</m:t>
@@ -5330,6 +5342,7 @@
               </m:r>
               <m:r>
                 <m:rPr>
+                  <m:scr m:val="double-struck"/>
                   <m:sty m:val="p"/>
                 </m:rPr>
                 <m:t>E</m:t>
@@ -7619,6 +7632,7 @@
             <m:oMath>
               <m:r>
                 <m:rPr>
+                  <m:scr m:val="double-struck"/>
                   <m:sty m:val="p"/>
                 </m:rPr>
                 <m:t>E</m:t>
@@ -7666,6 +7680,7 @@
               </m:r>
               <m:r>
                 <m:rPr>
+                  <m:scr m:val="double-struck"/>
                   <m:sty m:val="p"/>
                 </m:rPr>
                 <m:t>E</m:t>
@@ -7787,6 +7802,7 @@
             <m:oMath>
               <m:r>
                 <m:rPr>
+                  <m:scr m:val="double-struck"/>
                   <m:sty m:val="p"/>
                 </m:rPr>
                 <m:t>E</m:t>
@@ -7932,6 +7948,7 @@
             <m:oMath>
               <m:r>
                 <m:rPr>
+                  <m:scr m:val="double-struck"/>
                   <m:sty m:val="p"/>
                 </m:rPr>
                 <m:t>E</m:t>
@@ -10694,6 +10711,7 @@
             <m:oMath>
               <m:r>
                 <m:rPr>
+                  <m:scr m:val="double-struck"/>
                   <m:sty m:val="p"/>
                 </m:rPr>
                 <m:t>E</m:t>
@@ -10879,6 +10897,7 @@
             <m:oMath>
               <m:r>
                 <m:rPr>
+                  <m:scr m:val="double-struck"/>
                   <m:sty m:val="p"/>
                 </m:rPr>
                 <m:t>E</m:t>
@@ -10961,6 +10980,7 @@
             <m:oMath>
               <m:r>
                 <m:rPr>
+                  <m:scr m:val="double-struck"/>
                   <m:sty m:val="p"/>
                 </m:rPr>
                 <m:t>E</m:t>
@@ -11870,6 +11890,7 @@
             <m:oMath>
               <m:r>
                 <m:rPr>
+                  <m:scr m:val="double-struck"/>
                   <m:sty m:val="p"/>
                 </m:rPr>
                 <m:t>E</m:t>
@@ -11953,6 +11974,7 @@
             <m:oMath>
               <m:r>
                 <m:rPr>
+                  <m:scr m:val="double-struck"/>
                   <m:sty m:val="p"/>
                 </m:rPr>
                 <m:t>E</m:t>
@@ -12000,6 +12022,7 @@
               </m:r>
               <m:r>
                 <m:rPr>
+                  <m:scr m:val="double-struck"/>
                   <m:sty m:val="p"/>
                 </m:rPr>
                 <m:t>E</m:t>
@@ -12824,6 +12847,7 @@
             <m:oMath>
               <m:r>
                 <m:rPr>
+                  <m:scr m:val="double-struck"/>
                   <m:sty m:val="p"/>
                 </m:rPr>
                 <m:t>E</m:t>
@@ -12996,6 +13020,7 @@
             <m:oMath>
               <m:r>
                 <m:rPr>
+                  <m:scr m:val="double-struck"/>
                   <m:sty m:val="p"/>
                 </m:rPr>
                 <m:t>E</m:t>
@@ -13216,6 +13241,7 @@
             <m:oMath>
               <m:r>
                 <m:rPr>
+                  <m:scr m:val="double-struck"/>
                   <m:sty m:val="p"/>
                 </m:rPr>
                 <m:t>E</m:t>
@@ -19848,6 +19874,7 @@
             <m:oMath>
               <m:r>
                 <m:rPr>
+                  <m:scr m:val="double-struck"/>
                   <m:sty m:val="p"/>
                 </m:rPr>
                 <m:t>E</m:t>
@@ -24317,6 +24344,7 @@
             <m:oMath>
               <m:r>
                 <m:rPr>
+                  <m:scr m:val="double-struck"/>
                   <m:sty m:val="p"/>
                 </m:rPr>
                 <m:t>E</m:t>
@@ -28848,6 +28876,7 @@
             <m:oMath>
               <m:r>
                 <m:rPr>
+                  <m:scr m:val="double-struck"/>
                   <m:sty m:val="p"/>
                 </m:rPr>
                 <m:t>E</m:t>
@@ -28900,6 +28929,7 @@
             <m:oMath>
               <m:r>
                 <m:rPr>
+                  <m:scr m:val="double-struck"/>
                   <m:sty m:val="p"/>
                 </m:rPr>
                 <m:t>E</m:t>
@@ -28947,6 +28977,7 @@
               </m:r>
               <m:r>
                 <m:rPr>
+                  <m:scr m:val="double-struck"/>
                   <m:sty m:val="p"/>
                 </m:rPr>
                 <m:t>E</m:t>
@@ -29040,6 +29071,7 @@
             <m:oMath>
               <m:r>
                 <m:rPr>
+                  <m:scr m:val="double-struck"/>
                   <m:sty m:val="p"/>
                 </m:rPr>
                 <m:t>E</m:t>
@@ -29105,6 +29137,7 @@
               </m:r>
               <m:r>
                 <m:rPr>
+                  <m:scr m:val="double-struck"/>
                   <m:sty m:val="p"/>
                 </m:rPr>
                 <m:t>E</m:t>
@@ -29272,6 +29305,7 @@
             <m:oMath>
               <m:r>
                 <m:rPr>
+                  <m:scr m:val="double-struck"/>
                   <m:sty m:val="p"/>
                 </m:rPr>
                 <m:t>E</m:t>
@@ -29337,6 +29371,7 @@
               </m:r>
               <m:r>
                 <m:rPr>
+                  <m:scr m:val="double-struck"/>
                   <m:sty m:val="p"/>
                 </m:rPr>
                 <m:t>E</m:t>
@@ -29951,6 +29986,7 @@
       <m:oMath>
         <m:r>
           <m:rPr>
+            <m:scr m:val="double-struck"/>
             <m:sty m:val="p"/>
           </m:rPr>
           <m:t>E</m:t>
